--- a/Week2_EDA_Visualization/report/Week2_Titanic_EDA_Report.docx
+++ b/Week2_EDA_Visualization/report/Week2_Titanic_EDA_Report.docx
@@ -1331,14 +1331,57 @@
       </w:r>
     </w:p>
     <w:p>
+      <w:pPr>
+        <w:jc w:val="center"/>
+      </w:pPr>
+      <w:r>
+        <w:drawing>
+          <wp:inline xmlns:a="http://schemas.openxmlformats.org/drawingml/2006/main" xmlns:pic="http://schemas.openxmlformats.org/drawingml/2006/picture">
+            <wp:extent cx="5486400" cy="2458823"/>
+            <wp:docPr id="1" name="Picture 1"/>
+            <wp:cNvGraphicFramePr>
+              <a:graphicFrameLocks noChangeAspect="1"/>
+            </wp:cNvGraphicFramePr>
+            <a:graphic>
+              <a:graphicData uri="http://schemas.openxmlformats.org/drawingml/2006/picture">
+                <pic:pic>
+                  <pic:nvPicPr>
+                    <pic:cNvPr id="0" name="fig01_missing_heatmap.png"/>
+                    <pic:cNvPicPr/>
+                  </pic:nvPicPr>
+                  <pic:blipFill>
+                    <a:blip r:embed="rId9"/>
+                    <a:stretch>
+                      <a:fillRect/>
+                    </a:stretch>
+                  </pic:blipFill>
+                  <pic:spPr>
+                    <a:xfrm>
+                      <a:off x="0" y="0"/>
+                      <a:ext cx="5486400" cy="2458823"/>
+                    </a:xfrm>
+                    <a:prstGeom prst="rect"/>
+                  </pic:spPr>
+                </pic:pic>
+              </a:graphicData>
+            </a:graphic>
+          </wp:inline>
+        </w:drawing>
+      </w:r>
+    </w:p>
+    <w:p>
+      <w:pPr>
+        <w:spacing w:before="40" w:after="200"/>
+        <w:jc w:val="center"/>
+      </w:pPr>
       <w:r>
         <w:rPr>
           <w:rFonts w:ascii="Calibri" w:hAnsi="Calibri"/>
-          <w:b w:val="0"/>
           <w:i/>
-          <w:sz w:val="22"/>
+          <w:color w:val="505050"/>
+          <w:sz w:val="20"/>
         </w:rPr>
-        <w:t>[Image not found: c:\Users\ajnis\OneDrive\Desktop\yuvaintern\Data_Science_Internship\Week2_EDA_Visualization\visualizations\fig01_missing_heatmap.png]</w:t>
+        <w:t>Fig 1 - Missing Values Heatmap. Yellow cells indicate missing data. Deck has the most, age has moderate missing values.</w:t>
       </w:r>
     </w:p>
     <w:p>
@@ -1900,14 +1943,57 @@
       </w:r>
     </w:p>
     <w:p>
+      <w:pPr>
+        <w:jc w:val="center"/>
+      </w:pPr>
+      <w:r>
+        <w:drawing>
+          <wp:inline xmlns:a="http://schemas.openxmlformats.org/drawingml/2006/main" xmlns:pic="http://schemas.openxmlformats.org/drawingml/2006/picture">
+            <wp:extent cx="5486400" cy="2487298"/>
+            <wp:docPr id="2" name="Picture 2"/>
+            <wp:cNvGraphicFramePr>
+              <a:graphicFrameLocks noChangeAspect="1"/>
+            </wp:cNvGraphicFramePr>
+            <a:graphic>
+              <a:graphicData uri="http://schemas.openxmlformats.org/drawingml/2006/picture">
+                <pic:pic>
+                  <pic:nvPicPr>
+                    <pic:cNvPr id="0" name="fig02_survival_distribution.png"/>
+                    <pic:cNvPicPr/>
+                  </pic:nvPicPr>
+                  <pic:blipFill>
+                    <a:blip r:embed="rId10"/>
+                    <a:stretch>
+                      <a:fillRect/>
+                    </a:stretch>
+                  </pic:blipFill>
+                  <pic:spPr>
+                    <a:xfrm>
+                      <a:off x="0" y="0"/>
+                      <a:ext cx="5486400" cy="2487298"/>
+                    </a:xfrm>
+                    <a:prstGeom prst="rect"/>
+                  </pic:spPr>
+                </pic:pic>
+              </a:graphicData>
+            </a:graphic>
+          </wp:inline>
+        </w:drawing>
+      </w:r>
+    </w:p>
+    <w:p>
+      <w:pPr>
+        <w:spacing w:before="40" w:after="200"/>
+        <w:jc w:val="center"/>
+      </w:pPr>
       <w:r>
         <w:rPr>
           <w:rFonts w:ascii="Calibri" w:hAnsi="Calibri"/>
-          <w:b w:val="0"/>
           <w:i/>
-          <w:sz w:val="22"/>
+          <w:color w:val="505050"/>
+          <w:sz w:val="20"/>
         </w:rPr>
-        <w:t>[Image not found: c:\Users\ajnis\OneDrive\Desktop\yuvaintern\Data_Science_Internship\Week2_EDA_Visualization\visualizations\fig02_survival_distribution.png]</w:t>
+        <w:t>Fig 2 - Overall Survival Distribution. Left: percentage breakdown. Right: absolute counts.</w:t>
       </w:r>
     </w:p>
     <w:p>
@@ -2070,14 +2156,57 @@
       </w:r>
     </w:p>
     <w:p>
+      <w:pPr>
+        <w:jc w:val="center"/>
+      </w:pPr>
+      <w:r>
+        <w:drawing>
+          <wp:inline xmlns:a="http://schemas.openxmlformats.org/drawingml/2006/main" xmlns:pic="http://schemas.openxmlformats.org/drawingml/2006/picture">
+            <wp:extent cx="5486400" cy="2187107"/>
+            <wp:docPr id="3" name="Picture 3"/>
+            <wp:cNvGraphicFramePr>
+              <a:graphicFrameLocks noChangeAspect="1"/>
+            </wp:cNvGraphicFramePr>
+            <a:graphic>
+              <a:graphicData uri="http://schemas.openxmlformats.org/drawingml/2006/picture">
+                <pic:pic>
+                  <pic:nvPicPr>
+                    <pic:cNvPr id="0" name="fig03_survival_by_sex.png"/>
+                    <pic:cNvPicPr/>
+                  </pic:nvPicPr>
+                  <pic:blipFill>
+                    <a:blip r:embed="rId11"/>
+                    <a:stretch>
+                      <a:fillRect/>
+                    </a:stretch>
+                  </pic:blipFill>
+                  <pic:spPr>
+                    <a:xfrm>
+                      <a:off x="0" y="0"/>
+                      <a:ext cx="5486400" cy="2187107"/>
+                    </a:xfrm>
+                    <a:prstGeom prst="rect"/>
+                  </pic:spPr>
+                </pic:pic>
+              </a:graphicData>
+            </a:graphic>
+          </wp:inline>
+        </w:drawing>
+      </w:r>
+    </w:p>
+    <w:p>
+      <w:pPr>
+        <w:spacing w:before="40" w:after="200"/>
+        <w:jc w:val="center"/>
+      </w:pPr>
       <w:r>
         <w:rPr>
           <w:rFonts w:ascii="Calibri" w:hAnsi="Calibri"/>
-          <w:b w:val="0"/>
           <w:i/>
-          <w:sz w:val="22"/>
+          <w:color w:val="505050"/>
+          <w:sz w:val="20"/>
         </w:rPr>
-        <w:t>[Image not found: c:\Users\ajnis\OneDrive\Desktop\yuvaintern\Data_Science_Internship\Week2_EDA_Visualization\visualizations\fig03_survival_by_sex.png]</w:t>
+        <w:t>Fig 3 - Survival by Sex. Left: absolute counts. Right: survival rate percentages.</w:t>
       </w:r>
     </w:p>
     <w:p>
@@ -2115,14 +2244,57 @@
       </w:r>
     </w:p>
     <w:p>
+      <w:pPr>
+        <w:jc w:val="center"/>
+      </w:pPr>
+      <w:r>
+        <w:drawing>
+          <wp:inline xmlns:a="http://schemas.openxmlformats.org/drawingml/2006/main" xmlns:pic="http://schemas.openxmlformats.org/drawingml/2006/picture">
+            <wp:extent cx="5486400" cy="2187107"/>
+            <wp:docPr id="4" name="Picture 4"/>
+            <wp:cNvGraphicFramePr>
+              <a:graphicFrameLocks noChangeAspect="1"/>
+            </wp:cNvGraphicFramePr>
+            <a:graphic>
+              <a:graphicData uri="http://schemas.openxmlformats.org/drawingml/2006/picture">
+                <pic:pic>
+                  <pic:nvPicPr>
+                    <pic:cNvPr id="0" name="fig04_survival_by_class.png"/>
+                    <pic:cNvPicPr/>
+                  </pic:nvPicPr>
+                  <pic:blipFill>
+                    <a:blip r:embed="rId12"/>
+                    <a:stretch>
+                      <a:fillRect/>
+                    </a:stretch>
+                  </pic:blipFill>
+                  <pic:spPr>
+                    <a:xfrm>
+                      <a:off x="0" y="0"/>
+                      <a:ext cx="5486400" cy="2187107"/>
+                    </a:xfrm>
+                    <a:prstGeom prst="rect"/>
+                  </pic:spPr>
+                </pic:pic>
+              </a:graphicData>
+            </a:graphic>
+          </wp:inline>
+        </w:drawing>
+      </w:r>
+    </w:p>
+    <w:p>
+      <w:pPr>
+        <w:spacing w:before="40" w:after="200"/>
+        <w:jc w:val="center"/>
+      </w:pPr>
       <w:r>
         <w:rPr>
           <w:rFonts w:ascii="Calibri" w:hAnsi="Calibri"/>
-          <w:b w:val="0"/>
           <w:i/>
-          <w:sz w:val="22"/>
+          <w:color w:val="505050"/>
+          <w:sz w:val="20"/>
         </w:rPr>
-        <w:t>[Image not found: c:\Users\ajnis\OneDrive\Desktop\yuvaintern\Data_Science_Internship\Week2_EDA_Visualization\visualizations\fig04_survival_by_class.png]</w:t>
+        <w:t>Fig 4 - Survival by Passenger Class. Left: counts. Right: survival rate per class.</w:t>
       </w:r>
     </w:p>
     <w:p>
@@ -2276,14 +2448,57 @@
       </w:r>
     </w:p>
     <w:p>
+      <w:pPr>
+        <w:jc w:val="center"/>
+      </w:pPr>
+      <w:r>
+        <w:drawing>
+          <wp:inline xmlns:a="http://schemas.openxmlformats.org/drawingml/2006/main" xmlns:pic="http://schemas.openxmlformats.org/drawingml/2006/picture">
+            <wp:extent cx="5486400" cy="2028160"/>
+            <wp:docPr id="5" name="Picture 5"/>
+            <wp:cNvGraphicFramePr>
+              <a:graphicFrameLocks noChangeAspect="1"/>
+            </wp:cNvGraphicFramePr>
+            <a:graphic>
+              <a:graphicData uri="http://schemas.openxmlformats.org/drawingml/2006/picture">
+                <pic:pic>
+                  <pic:nvPicPr>
+                    <pic:cNvPr id="0" name="fig05_age_distribution.png"/>
+                    <pic:cNvPicPr/>
+                  </pic:nvPicPr>
+                  <pic:blipFill>
+                    <a:blip r:embed="rId13"/>
+                    <a:stretch>
+                      <a:fillRect/>
+                    </a:stretch>
+                  </pic:blipFill>
+                  <pic:spPr>
+                    <a:xfrm>
+                      <a:off x="0" y="0"/>
+                      <a:ext cx="5486400" cy="2028160"/>
+                    </a:xfrm>
+                    <a:prstGeom prst="rect"/>
+                  </pic:spPr>
+                </pic:pic>
+              </a:graphicData>
+            </a:graphic>
+          </wp:inline>
+        </w:drawing>
+      </w:r>
+    </w:p>
+    <w:p>
+      <w:pPr>
+        <w:spacing w:before="40" w:after="200"/>
+        <w:jc w:val="center"/>
+      </w:pPr>
       <w:r>
         <w:rPr>
           <w:rFonts w:ascii="Calibri" w:hAnsi="Calibri"/>
-          <w:b w:val="0"/>
           <w:i/>
-          <w:sz w:val="22"/>
+          <w:color w:val="505050"/>
+          <w:sz w:val="20"/>
         </w:rPr>
-        <w:t>[Image not found: c:\Users\ajnis\OneDrive\Desktop\yuvaintern\Data_Science_Internship\Week2_EDA_Visualization\visualizations\fig05_age_distribution.png]</w:t>
+        <w:t>Fig 5 - Age Distribution. Left: all passengers with mean and median lines. Right: split by survival status.</w:t>
       </w:r>
     </w:p>
     <w:p>
@@ -2321,14 +2536,57 @@
       </w:r>
     </w:p>
     <w:p>
+      <w:pPr>
+        <w:jc w:val="center"/>
+      </w:pPr>
+      <w:r>
+        <w:drawing>
+          <wp:inline xmlns:a="http://schemas.openxmlformats.org/drawingml/2006/main" xmlns:pic="http://schemas.openxmlformats.org/drawingml/2006/picture">
+            <wp:extent cx="5486400" cy="2028160"/>
+            <wp:docPr id="6" name="Picture 6"/>
+            <wp:cNvGraphicFramePr>
+              <a:graphicFrameLocks noChangeAspect="1"/>
+            </wp:cNvGraphicFramePr>
+            <a:graphic>
+              <a:graphicData uri="http://schemas.openxmlformats.org/drawingml/2006/picture">
+                <pic:pic>
+                  <pic:nvPicPr>
+                    <pic:cNvPr id="0" name="fig06_fare_distribution.png"/>
+                    <pic:cNvPicPr/>
+                  </pic:nvPicPr>
+                  <pic:blipFill>
+                    <a:blip r:embed="rId14"/>
+                    <a:stretch>
+                      <a:fillRect/>
+                    </a:stretch>
+                  </pic:blipFill>
+                  <pic:spPr>
+                    <a:xfrm>
+                      <a:off x="0" y="0"/>
+                      <a:ext cx="5486400" cy="2028160"/>
+                    </a:xfrm>
+                    <a:prstGeom prst="rect"/>
+                  </pic:spPr>
+                </pic:pic>
+              </a:graphicData>
+            </a:graphic>
+          </wp:inline>
+        </w:drawing>
+      </w:r>
+    </w:p>
+    <w:p>
+      <w:pPr>
+        <w:spacing w:before="40" w:after="200"/>
+        <w:jc w:val="center"/>
+      </w:pPr>
       <w:r>
         <w:rPr>
           <w:rFonts w:ascii="Calibri" w:hAnsi="Calibri"/>
-          <w:b w:val="0"/>
           <w:i/>
-          <w:sz w:val="22"/>
+          <w:color w:val="505050"/>
+          <w:sz w:val="20"/>
         </w:rPr>
-        <w:t>[Image not found: c:\Users\ajnis\OneDrive\Desktop\yuvaintern\Data_Science_Internship\Week2_EDA_Visualization\visualizations\fig06_fare_distribution.png]</w:t>
+        <w:t>Fig 6 - Fare Distribution. Left: box plot by class showing median and spread. Right: violin plot by survival.</w:t>
       </w:r>
     </w:p>
     <w:p>
@@ -2371,14 +2629,57 @@
       </w:r>
     </w:p>
     <w:p>
+      <w:pPr>
+        <w:jc w:val="center"/>
+      </w:pPr>
+      <w:r>
+        <w:drawing>
+          <wp:inline xmlns:a="http://schemas.openxmlformats.org/drawingml/2006/main" xmlns:pic="http://schemas.openxmlformats.org/drawingml/2006/picture">
+            <wp:extent cx="5486400" cy="2230016"/>
+            <wp:docPr id="7" name="Picture 7"/>
+            <wp:cNvGraphicFramePr>
+              <a:graphicFrameLocks noChangeAspect="1"/>
+            </wp:cNvGraphicFramePr>
+            <a:graphic>
+              <a:graphicData uri="http://schemas.openxmlformats.org/drawingml/2006/picture">
+                <pic:pic>
+                  <pic:nvPicPr>
+                    <pic:cNvPr id="0" name="fig07_survival_by_age_group.png"/>
+                    <pic:cNvPicPr/>
+                  </pic:nvPicPr>
+                  <pic:blipFill>
+                    <a:blip r:embed="rId15"/>
+                    <a:stretch>
+                      <a:fillRect/>
+                    </a:stretch>
+                  </pic:blipFill>
+                  <pic:spPr>
+                    <a:xfrm>
+                      <a:off x="0" y="0"/>
+                      <a:ext cx="5486400" cy="2230016"/>
+                    </a:xfrm>
+                    <a:prstGeom prst="rect"/>
+                  </pic:spPr>
+                </pic:pic>
+              </a:graphicData>
+            </a:graphic>
+          </wp:inline>
+        </w:drawing>
+      </w:r>
+    </w:p>
+    <w:p>
+      <w:pPr>
+        <w:spacing w:before="40" w:after="200"/>
+        <w:jc w:val="center"/>
+      </w:pPr>
       <w:r>
         <w:rPr>
           <w:rFonts w:ascii="Calibri" w:hAnsi="Calibri"/>
-          <w:b w:val="0"/>
           <w:i/>
-          <w:sz w:val="22"/>
+          <w:color w:val="505050"/>
+          <w:sz w:val="20"/>
         </w:rPr>
-        <w:t>[Image not found: c:\Users\ajnis\OneDrive\Desktop\yuvaintern\Data_Science_Internship\Week2_EDA_Visualization\visualizations\fig07_survival_by_age_group.png]</w:t>
+        <w:t>Fig 7 - Survival Rate by Age Group. Grouped bar chart showing percentage who survived vs did not survive in each age group.</w:t>
       </w:r>
     </w:p>
     <w:p>
@@ -2583,14 +2884,57 @@
       </w:r>
     </w:p>
     <w:p>
+      <w:pPr>
+        <w:jc w:val="center"/>
+      </w:pPr>
+      <w:r>
+        <w:drawing>
+          <wp:inline xmlns:a="http://schemas.openxmlformats.org/drawingml/2006/main" xmlns:pic="http://schemas.openxmlformats.org/drawingml/2006/picture">
+            <wp:extent cx="5029200" cy="4177220"/>
+            <wp:docPr id="8" name="Picture 8"/>
+            <wp:cNvGraphicFramePr>
+              <a:graphicFrameLocks noChangeAspect="1"/>
+            </wp:cNvGraphicFramePr>
+            <a:graphic>
+              <a:graphicData uri="http://schemas.openxmlformats.org/drawingml/2006/picture">
+                <pic:pic>
+                  <pic:nvPicPr>
+                    <pic:cNvPr id="0" name="fig08_correlation_heatmap.png"/>
+                    <pic:cNvPicPr/>
+                  </pic:nvPicPr>
+                  <pic:blipFill>
+                    <a:blip r:embed="rId16"/>
+                    <a:stretch>
+                      <a:fillRect/>
+                    </a:stretch>
+                  </pic:blipFill>
+                  <pic:spPr>
+                    <a:xfrm>
+                      <a:off x="0" y="0"/>
+                      <a:ext cx="5029200" cy="4177220"/>
+                    </a:xfrm>
+                    <a:prstGeom prst="rect"/>
+                  </pic:spPr>
+                </pic:pic>
+              </a:graphicData>
+            </a:graphic>
+          </wp:inline>
+        </w:drawing>
+      </w:r>
+    </w:p>
+    <w:p>
+      <w:pPr>
+        <w:spacing w:before="40" w:after="200"/>
+        <w:jc w:val="center"/>
+      </w:pPr>
       <w:r>
         <w:rPr>
           <w:rFonts w:ascii="Calibri" w:hAnsi="Calibri"/>
-          <w:b w:val="0"/>
           <w:i/>
-          <w:sz w:val="22"/>
+          <w:color w:val="505050"/>
+          <w:sz w:val="20"/>
         </w:rPr>
-        <w:t>[Image not found: c:\Users\ajnis\OneDrive\Desktop\yuvaintern\Data_Science_Internship\Week2_EDA_Visualization\visualizations\fig08_correlation_heatmap.png]</w:t>
+        <w:t>Fig 8 - Correlation Heatmap. Lower triangle showing pairwise correlations. Blue = positive, Red = negative.</w:t>
       </w:r>
     </w:p>
     <w:p>
@@ -2633,14 +2977,57 @@
       </w:r>
     </w:p>
     <w:p>
+      <w:pPr>
+        <w:jc w:val="center"/>
+      </w:pPr>
+      <w:r>
+        <w:drawing>
+          <wp:inline xmlns:a="http://schemas.openxmlformats.org/drawingml/2006/main" xmlns:pic="http://schemas.openxmlformats.org/drawingml/2006/picture">
+            <wp:extent cx="5486400" cy="5149874"/>
+            <wp:docPr id="9" name="Picture 9"/>
+            <wp:cNvGraphicFramePr>
+              <a:graphicFrameLocks noChangeAspect="1"/>
+            </wp:cNvGraphicFramePr>
+            <a:graphic>
+              <a:graphicData uri="http://schemas.openxmlformats.org/drawingml/2006/picture">
+                <pic:pic>
+                  <pic:nvPicPr>
+                    <pic:cNvPr id="0" name="fig09_pairplot.png"/>
+                    <pic:cNvPicPr/>
+                  </pic:nvPicPr>
+                  <pic:blipFill>
+                    <a:blip r:embed="rId17"/>
+                    <a:stretch>
+                      <a:fillRect/>
+                    </a:stretch>
+                  </pic:blipFill>
+                  <pic:spPr>
+                    <a:xfrm>
+                      <a:off x="0" y="0"/>
+                      <a:ext cx="5486400" cy="5149874"/>
+                    </a:xfrm>
+                    <a:prstGeom prst="rect"/>
+                  </pic:spPr>
+                </pic:pic>
+              </a:graphicData>
+            </a:graphic>
+          </wp:inline>
+        </w:drawing>
+      </w:r>
+    </w:p>
+    <w:p>
+      <w:pPr>
+        <w:spacing w:before="40" w:after="200"/>
+        <w:jc w:val="center"/>
+      </w:pPr>
       <w:r>
         <w:rPr>
           <w:rFonts w:ascii="Calibri" w:hAnsi="Calibri"/>
-          <w:b w:val="0"/>
           <w:i/>
-          <w:sz w:val="22"/>
+          <w:color w:val="505050"/>
+          <w:sz w:val="20"/>
         </w:rPr>
-        <w:t>[Image not found: c:\Users\ajnis\OneDrive\Desktop\yuvaintern\Data_Science_Internship\Week2_EDA_Visualization\visualizations\fig09_pairplot.png]</w:t>
+        <w:t>Fig 9 - Pairplot of key features, coloured by survival status (Red = Did Not Survive, Green = Survived).</w:t>
       </w:r>
     </w:p>
     <w:p>
@@ -2678,14 +3065,57 @@
       </w:r>
     </w:p>
     <w:p>
+      <w:pPr>
+        <w:jc w:val="center"/>
+      </w:pPr>
+      <w:r>
+        <w:drawing>
+          <wp:inline xmlns:a="http://schemas.openxmlformats.org/drawingml/2006/main" xmlns:pic="http://schemas.openxmlformats.org/drawingml/2006/picture">
+            <wp:extent cx="5669280" cy="2258831"/>
+            <wp:docPr id="10" name="Picture 10"/>
+            <wp:cNvGraphicFramePr>
+              <a:graphicFrameLocks noChangeAspect="1"/>
+            </wp:cNvGraphicFramePr>
+            <a:graphic>
+              <a:graphicData uri="http://schemas.openxmlformats.org/drawingml/2006/picture">
+                <pic:pic>
+                  <pic:nvPicPr>
+                    <pic:cNvPr id="0" name="fig10_embarkation_family.png"/>
+                    <pic:cNvPicPr/>
+                  </pic:nvPicPr>
+                  <pic:blipFill>
+                    <a:blip r:embed="rId18"/>
+                    <a:stretch>
+                      <a:fillRect/>
+                    </a:stretch>
+                  </pic:blipFill>
+                  <pic:spPr>
+                    <a:xfrm>
+                      <a:off x="0" y="0"/>
+                      <a:ext cx="5669280" cy="2258831"/>
+                    </a:xfrm>
+                    <a:prstGeom prst="rect"/>
+                  </pic:spPr>
+                </pic:pic>
+              </a:graphicData>
+            </a:graphic>
+          </wp:inline>
+        </w:drawing>
+      </w:r>
+    </w:p>
+    <w:p>
+      <w:pPr>
+        <w:spacing w:before="40" w:after="200"/>
+        <w:jc w:val="center"/>
+      </w:pPr>
       <w:r>
         <w:rPr>
           <w:rFonts w:ascii="Calibri" w:hAnsi="Calibri"/>
-          <w:b w:val="0"/>
           <w:i/>
-          <w:sz w:val="22"/>
+          <w:color w:val="505050"/>
+          <w:sz w:val="20"/>
         </w:rPr>
-        <w:t>[Image not found: c:\Users\ajnis\OneDrive\Desktop\yuvaintern\Data_Science_Internship\Week2_EDA_Visualization\visualizations\fig10_embarkation_family.png]</w:t>
+        <w:t>Fig 10 - Left: Survival rate by embarkation port. Right: Survival rate by family size.</w:t>
       </w:r>
     </w:p>
     <w:p>
@@ -2739,14 +3169,57 @@
       </w:r>
     </w:p>
     <w:p>
+      <w:pPr>
+        <w:jc w:val="center"/>
+      </w:pPr>
+      <w:r>
+        <w:drawing>
+          <wp:inline xmlns:a="http://schemas.openxmlformats.org/drawingml/2006/main" xmlns:pic="http://schemas.openxmlformats.org/drawingml/2006/picture">
+            <wp:extent cx="4572000" cy="2382473"/>
+            <wp:docPr id="11" name="Picture 11"/>
+            <wp:cNvGraphicFramePr>
+              <a:graphicFrameLocks noChangeAspect="1"/>
+            </wp:cNvGraphicFramePr>
+            <a:graphic>
+              <a:graphicData uri="http://schemas.openxmlformats.org/drawingml/2006/picture">
+                <pic:pic>
+                  <pic:nvPicPr>
+                    <pic:cNvPr id="0" name="fig11_class_sex_heatmap.png"/>
+                    <pic:cNvPicPr/>
+                  </pic:nvPicPr>
+                  <pic:blipFill>
+                    <a:blip r:embed="rId19"/>
+                    <a:stretch>
+                      <a:fillRect/>
+                    </a:stretch>
+                  </pic:blipFill>
+                  <pic:spPr>
+                    <a:xfrm>
+                      <a:off x="0" y="0"/>
+                      <a:ext cx="4572000" cy="2382473"/>
+                    </a:xfrm>
+                    <a:prstGeom prst="rect"/>
+                  </pic:spPr>
+                </pic:pic>
+              </a:graphicData>
+            </a:graphic>
+          </wp:inline>
+        </w:drawing>
+      </w:r>
+    </w:p>
+    <w:p>
+      <w:pPr>
+        <w:spacing w:before="40" w:after="200"/>
+        <w:jc w:val="center"/>
+      </w:pPr>
       <w:r>
         <w:rPr>
           <w:rFonts w:ascii="Calibri" w:hAnsi="Calibri"/>
-          <w:b w:val="0"/>
           <w:i/>
-          <w:sz w:val="22"/>
+          <w:color w:val="505050"/>
+          <w:sz w:val="20"/>
         </w:rPr>
-        <w:t>[Image not found: c:\Users\ajnis\OneDrive\Desktop\yuvaintern\Data_Science_Internship\Week2_EDA_Visualization\visualizations\fig11_class_sex_heatmap.png]</w:t>
+        <w:t>Fig 11 - Survival Rate (%) by Passenger Class and Sex. Green = high survival, Red = low survival.</w:t>
       </w:r>
     </w:p>
     <w:p>
@@ -2784,14 +3257,57 @@
       </w:r>
     </w:p>
     <w:p>
+      <w:pPr>
+        <w:jc w:val="center"/>
+      </w:pPr>
+      <w:r>
+        <w:drawing>
+          <wp:inline xmlns:a="http://schemas.openxmlformats.org/drawingml/2006/main" xmlns:pic="http://schemas.openxmlformats.org/drawingml/2006/picture">
+            <wp:extent cx="5029200" cy="2742157"/>
+            <wp:docPr id="12" name="Picture 12"/>
+            <wp:cNvGraphicFramePr>
+              <a:graphicFrameLocks noChangeAspect="1"/>
+            </wp:cNvGraphicFramePr>
+            <a:graphic>
+              <a:graphicData uri="http://schemas.openxmlformats.org/drawingml/2006/picture">
+                <pic:pic>
+                  <pic:nvPicPr>
+                    <pic:cNvPr id="0" name="fig12_fare_band_survival.png"/>
+                    <pic:cNvPicPr/>
+                  </pic:nvPicPr>
+                  <pic:blipFill>
+                    <a:blip r:embed="rId20"/>
+                    <a:stretch>
+                      <a:fillRect/>
+                    </a:stretch>
+                  </pic:blipFill>
+                  <pic:spPr>
+                    <a:xfrm>
+                      <a:off x="0" y="0"/>
+                      <a:ext cx="5029200" cy="2742157"/>
+                    </a:xfrm>
+                    <a:prstGeom prst="rect"/>
+                  </pic:spPr>
+                </pic:pic>
+              </a:graphicData>
+            </a:graphic>
+          </wp:inline>
+        </w:drawing>
+      </w:r>
+    </w:p>
+    <w:p>
+      <w:pPr>
+        <w:spacing w:before="40" w:after="200"/>
+        <w:jc w:val="center"/>
+      </w:pPr>
       <w:r>
         <w:rPr>
           <w:rFonts w:ascii="Calibri" w:hAnsi="Calibri"/>
-          <w:b w:val="0"/>
           <w:i/>
-          <w:sz w:val="22"/>
+          <w:color w:val="505050"/>
+          <w:sz w:val="20"/>
         </w:rPr>
-        <w:t>[Image not found: c:\Users\ajnis\OneDrive\Desktop\yuvaintern\Data_Science_Internship\Week2_EDA_Visualization\visualizations\fig12_fare_band_survival.png]</w:t>
+        <w:t>Fig 12 - Survival Rate by Fare Band (quartile-based). Clear upward trend from Low to Very High fare.</w:t>
       </w:r>
     </w:p>
     <w:p>
